--- a/docs/CRM_DEVELOPER_REQUIREMENTS.docx
+++ b/docs/CRM_DEVELOPER_REQUIREMENTS.docx
@@ -150,6 +150,185 @@
           <w:szCs w:val="22"/>
         </w:rPr>
         <w:t xml:space="preserve">the CRM developer has shared the webhook and the four fields it needs (lead name, email, phone number, inquired project name). The website already sends exactly that. What remains is a short list of confirmations so nothing is guessed. Please answer every item; where one does not apply, write “N/A” with a one-line reason.</w:t>
+      </w:r>
+    </w:p>
+    <w:p>
+      <w:pPr>
+        <w:pStyle w:val="Heading1"/>
+        <w:spacing w:after="160" w:before="360"/>
+      </w:pPr>
+      <w:r>
+        <w:rPr>
+          <w:rFonts w:ascii="Calibri" w:cs="Calibri" w:eastAsia="Calibri" w:hAnsi="Calibri"/>
+          <w:b/>
+          <w:bCs/>
+          <w:color w:val="B42810"/>
+          <w:sz w:val="30"/>
+          <w:szCs w:val="30"/>
+        </w:rPr>
+        <w:t xml:space="preserve">0. Immediate action required — activate the workflow</w:t>
+      </w:r>
+    </w:p>
+    <w:p>
+      <w:pPr>
+        <w:spacing w:after="120" w:line="300"/>
+      </w:pPr>
+      <w:r>
+        <w:rPr>
+          <w:rFonts w:ascii="Calibri" w:cs="Calibri" w:eastAsia="Calibri" w:hAnsi="Calibri"/>
+          <w:color w:val="111111"/>
+          <w:sz w:val="22"/>
+          <w:szCs w:val="22"/>
+        </w:rPr>
+        <w:t xml:space="preserve">The webhook is currently </w:t>
+      </w:r>
+      <w:r>
+        <w:rPr>
+          <w:rFonts w:ascii="Calibri" w:cs="Calibri" w:eastAsia="Calibri" w:hAnsi="Calibri"/>
+          <w:b/>
+          <w:bCs/>
+          <w:color w:val="111111"/>
+          <w:sz w:val="22"/>
+          <w:szCs w:val="22"/>
+        </w:rPr>
+        <w:t xml:space="preserve">not live</w:t>
+      </w:r>
+      <w:r>
+        <w:rPr>
+          <w:rFonts w:ascii="Calibri" w:cs="Calibri" w:eastAsia="Calibri" w:hAnsi="Calibri"/>
+          <w:color w:val="111111"/>
+          <w:sz w:val="22"/>
+          <w:szCs w:val="22"/>
+        </w:rPr>
+        <w:t xml:space="preserve">. A test enquiry from the website on 7 September 2026 was rejected, and opening the URL directly returns n8n's “not registered” error:</w:t>
+      </w:r>
+    </w:p>
+    <w:p>
+      <w:pPr>
+        <w:shd w:fill="F4F4F4" w:color="auto" w:val="clear"/>
+        <w:spacing w:after="0" w:line="260"/>
+        <w:ind w:left="360"/>
+      </w:pPr>
+      <w:r>
+        <w:rPr>
+          <w:rFonts w:ascii="Consolas" w:cs="Consolas" w:eastAsia="Consolas" w:hAnsi="Consolas"/>
+          <w:color w:val="111111"/>
+          <w:sz w:val="18"/>
+          <w:szCs w:val="18"/>
+        </w:rPr>
+        <w:t xml:space="preserve">{"code":404,</w:t>
+      </w:r>
+    </w:p>
+    <w:p>
+      <w:pPr>
+        <w:shd w:fill="F4F4F4" w:color="auto" w:val="clear"/>
+        <w:spacing w:after="0" w:line="260"/>
+        <w:ind w:left="360"/>
+      </w:pPr>
+      <w:r>
+        <w:rPr>
+          <w:rFonts w:ascii="Consolas" w:cs="Consolas" w:eastAsia="Consolas" w:hAnsi="Consolas"/>
+          <w:color w:val="111111"/>
+          <w:sz w:val="18"/>
+          <w:szCs w:val="18"/>
+        </w:rPr>
+        <w:t xml:space="preserve"> "message":"The requested webhook \"GET yamuna-google-ads\" is not registered.",</w:t>
+      </w:r>
+    </w:p>
+    <w:p>
+      <w:pPr>
+        <w:shd w:fill="F4F4F4" w:color="auto" w:val="clear"/>
+        <w:spacing w:after="0" w:line="260"/>
+        <w:ind w:left="360"/>
+      </w:pPr>
+      <w:r>
+        <w:rPr>
+          <w:rFonts w:ascii="Consolas" w:cs="Consolas" w:eastAsia="Consolas" w:hAnsi="Consolas"/>
+          <w:color w:val="111111"/>
+          <w:sz w:val="18"/>
+          <w:szCs w:val="18"/>
+        </w:rPr>
+        <w:t xml:space="preserve"> "hint":"The workflow must be active for a production URL to run successfully. You can</w:t>
+      </w:r>
+    </w:p>
+    <w:p>
+      <w:pPr>
+        <w:shd w:fill="F4F4F4" w:color="auto" w:val="clear"/>
+        <w:spacing w:after="0" w:line="260"/>
+        <w:ind w:left="360"/>
+      </w:pPr>
+      <w:r>
+        <w:rPr>
+          <w:rFonts w:ascii="Consolas" w:cs="Consolas" w:eastAsia="Consolas" w:hAnsi="Consolas"/>
+          <w:color w:val="111111"/>
+          <w:sz w:val="18"/>
+          <w:szCs w:val="18"/>
+        </w:rPr>
+        <w:t xml:space="preserve">  activate the workflow using the toggle in the top-right of the editor. Note that unlike</w:t>
+      </w:r>
+    </w:p>
+    <w:p>
+      <w:pPr>
+        <w:shd w:fill="F4F4F4" w:color="auto" w:val="clear"/>
+        <w:spacing w:after="0" w:line="260"/>
+        <w:ind w:left="360"/>
+      </w:pPr>
+      <w:r>
+        <w:rPr>
+          <w:rFonts w:ascii="Consolas" w:cs="Consolas" w:eastAsia="Consolas" w:hAnsi="Consolas"/>
+          <w:color w:val="111111"/>
+          <w:sz w:val="18"/>
+          <w:szCs w:val="18"/>
+        </w:rPr>
+        <w:t xml:space="preserve">  test URL calls, production URL calls aren't shown on the canvas (only in the executions list)"}</w:t>
+      </w:r>
+    </w:p>
+    <w:p>
+      <w:pPr>
+        <w:spacing w:after="60"/>
+      </w:pPr>
+      <w:r>
+        <w:rPr>
+          <w:rFonts w:ascii="Calibri" w:cs="Calibri" w:eastAsia="Calibri" w:hAnsi="Calibri"/>
+          <w:color w:val="111111"/>
+          <w:sz w:val="22"/>
+          <w:szCs w:val="22"/>
+        </w:rPr>
+        <w:t xml:space="preserve"/>
+      </w:r>
+    </w:p>
+    <w:p>
+      <w:pPr>
+        <w:spacing w:after="120" w:line="300"/>
+      </w:pPr>
+      <w:r>
+        <w:rPr>
+          <w:rFonts w:ascii="Calibri" w:cs="Calibri" w:eastAsia="Calibri" w:hAnsi="Calibri"/>
+          <w:color w:val="111111"/>
+          <w:sz w:val="22"/>
+          <w:szCs w:val="22"/>
+        </w:rPr>
+        <w:t xml:space="preserve">This is n8n's message for a workflow that is switched off (an active workflow that simply does not accept GET says “not registered for GET requests” instead). </w:t>
+      </w:r>
+      <w:r>
+        <w:rPr>
+          <w:rFonts w:ascii="Calibri" w:cs="Calibri" w:eastAsia="Calibri" w:hAnsi="Calibri"/>
+          <w:b/>
+          <w:bCs/>
+          <w:color w:val="111111"/>
+          <w:sz w:val="22"/>
+          <w:szCs w:val="22"/>
+        </w:rPr>
+        <w:t xml:space="preserve">Please activate the workflow</w:t>
+      </w:r>
+      <w:r>
+        <w:rPr>
+          <w:rFonts w:ascii="Calibri" w:cs="Calibri" w:eastAsia="Calibri" w:hAnsi="Calibri"/>
+          <w:color w:val="111111"/>
+          <w:sz w:val="22"/>
+          <w:szCs w:val="22"/>
+        </w:rPr>
+        <w:t xml:space="preserve"> using the toggle in the top-right of the n8n editor so the production URL /webhook/yamuna-google-ads accepts requests, then let the website team know. The website will immediately start delivering leads — no change or redeploy is needed on the website side. Production calls appear in n8n's Executions list, not on the canvas.</w:t>
       </w:r>
     </w:p>
     <w:p>
@@ -5647,7 +5826,7 @@
           <w:sz w:val="22"/>
           <w:szCs w:val="22"/>
         </w:rPr>
-        <w:t xml:space="preserve">The website team sets the webhook URL in the hosting environment (server-side only) and redeploys.</w:t>
+        <w:t xml:space="preserve">The CRM developer activates the workflow (section 0). The webhook URL is already configured on the website's hosting environment.</w:t>
       </w:r>
     </w:p>
     <w:p>
@@ -5666,7 +5845,7 @@
           <w:sz w:val="22"/>
           <w:szCs w:val="22"/>
         </w:rPr>
-        <w:t xml:space="preserve">One clearly marked test enquiry is submitted from the live site; the CRM developer confirms it arrived with all four fields populated and deletes it.</w:t>
+        <w:t xml:space="preserve">One clearly marked test enquiry (“TEST - website”) is submitted from the live site; the CRM developer confirms it arrived with all four fields populated and deletes it.</w:t>
       </w:r>
     </w:p>
     <w:p>

--- a/docs/CRM_DEVELOPER_REQUIREMENTS.docx
+++ b/docs/CRM_DEVELOPER_REQUIREMENTS.docx
@@ -960,7 +960,7 @@
           <w:sz w:val="18"/>
           <w:szCs w:val="18"/>
         </w:rPr>
-        <w:t xml:space="preserve">  "name":    "Visitor name",</w:t>
+        <w:t xml:space="preserve">  "lead_id": "YSC-20260908-7K3Q9F",</w:t>
       </w:r>
     </w:p>
     <w:p>
@@ -976,7 +976,7 @@
           <w:sz w:val="18"/>
           <w:szCs w:val="18"/>
         </w:rPr>
-        <w:t xml:space="preserve">  "email":   "visitor@example.com",</w:t>
+        <w:t xml:space="preserve">  "name":    "Visitor name",</w:t>
       </w:r>
     </w:p>
     <w:p>
@@ -992,7 +992,7 @@
           <w:sz w:val="18"/>
           <w:szCs w:val="18"/>
         </w:rPr>
-        <w:t xml:space="preserve">  "phone":   "+91 98765 43210",</w:t>
+        <w:t xml:space="preserve">  "email":   "visitor@example.com",</w:t>
       </w:r>
     </w:p>
     <w:p>
@@ -1008,7 +1008,7 @@
           <w:sz w:val="18"/>
           <w:szCs w:val="18"/>
         </w:rPr>
-        <w:t xml:space="preserve">  "project": "Yamuna Sky City",</w:t>
+        <w:t xml:space="preserve">  "phone":   "+91 98765 43210",</w:t>
       </w:r>
     </w:p>
     <w:p>
@@ -1024,7 +1024,39 @@
           <w:sz w:val="18"/>
           <w:szCs w:val="18"/>
         </w:rPr>
+        <w:t xml:space="preserve">  "project": "Yamuna Sky City",</w:t>
+      </w:r>
+    </w:p>
+    <w:p>
+      <w:pPr>
+        <w:shd w:fill="F4F4F4" w:color="auto" w:val="clear"/>
+        <w:spacing w:after="0" w:line="260"/>
+        <w:ind w:left="360"/>
+      </w:pPr>
+      <w:r>
+        <w:rPr>
+          <w:rFonts w:ascii="Consolas" w:cs="Consolas" w:eastAsia="Consolas" w:hAnsi="Consolas"/>
+          <w:color w:val="111111"/>
+          <w:sz w:val="18"/>
+          <w:szCs w:val="18"/>
+        </w:rPr>
         <w:t xml:space="preserve">  "details": {</w:t>
+      </w:r>
+    </w:p>
+    <w:p>
+      <w:pPr>
+        <w:shd w:fill="F4F4F4" w:color="auto" w:val="clear"/>
+        <w:spacing w:after="0" w:line="260"/>
+        <w:ind w:left="360"/>
+      </w:pPr>
+      <w:r>
+        <w:rPr>
+          <w:rFonts w:ascii="Consolas" w:cs="Consolas" w:eastAsia="Consolas" w:hAnsi="Consolas"/>
+          <w:color w:val="111111"/>
+          <w:sz w:val="18"/>
+          <w:szCs w:val="18"/>
+        </w:rPr>
+        <w:t xml:space="preserve">    "lead_id": "YSC-20260908-7K3Q9F",</w:t>
       </w:r>
     </w:p>
     <w:p>
@@ -1446,6 +1478,74 @@
                 <w:szCs w:val="20"/>
               </w:rPr>
               <w:t xml:space="preserve">Notes</w:t>
+            </w:r>
+          </w:p>
+        </w:tc>
+      </w:tr>
+      <w:tr>
+        <w:tc>
+          <w:tcPr>
+            <w:tcW w:type="dxa" w:w="3200"/>
+            <w:tcBorders>
+              <w:top w:val="single" w:color="C6C7C8" w:sz="4"/>
+              <w:left w:val="single" w:color="C6C7C8" w:sz="4"/>
+              <w:bottom w:val="single" w:color="C6C7C8" w:sz="4"/>
+              <w:right w:val="single" w:color="C6C7C8" w:sz="4"/>
+            </w:tcBorders>
+            <w:tcMar>
+              <w:top w:type="dxa" w:w="80"/>
+              <w:left w:type="dxa" w:w="120"/>
+              <w:bottom w:type="dxa" w:w="80"/>
+              <w:right w:type="dxa" w:w="120"/>
+            </w:tcMar>
+          </w:tcPr>
+          <w:p>
+            <w:pPr>
+              <w:spacing w:after="0" w:line="260"/>
+            </w:pPr>
+            <w:r>
+              <w:rPr>
+                <w:rFonts w:ascii="Calibri" w:cs="Calibri" w:eastAsia="Calibri" w:hAnsi="Calibri"/>
+                <w:b w:val="false"/>
+                <w:bCs w:val="false"/>
+                <w:color w:val="111111"/>
+                <w:sz w:val="20"/>
+                <w:szCs w:val="20"/>
+              </w:rPr>
+              <w:t xml:space="preserve">lead_id</w:t>
+            </w:r>
+          </w:p>
+        </w:tc>
+        <w:tc>
+          <w:tcPr>
+            <w:tcW w:type="dxa" w:w="6400"/>
+            <w:tcBorders>
+              <w:top w:val="single" w:color="C6C7C8" w:sz="4"/>
+              <w:left w:val="single" w:color="C6C7C8" w:sz="4"/>
+              <w:bottom w:val="single" w:color="C6C7C8" w:sz="4"/>
+              <w:right w:val="single" w:color="C6C7C8" w:sz="4"/>
+            </w:tcBorders>
+            <w:tcMar>
+              <w:top w:type="dxa" w:w="80"/>
+              <w:left w:type="dxa" w:w="120"/>
+              <w:bottom w:type="dxa" w:w="80"/>
+              <w:right w:type="dxa" w:w="120"/>
+            </w:tcMar>
+          </w:tcPr>
+          <w:p>
+            <w:pPr>
+              <w:spacing w:after="0" w:line="260"/>
+            </w:pPr>
+            <w:r>
+              <w:rPr>
+                <w:rFonts w:ascii="Calibri" w:cs="Calibri" w:eastAsia="Calibri" w:hAnsi="Calibri"/>
+                <w:b w:val="false"/>
+                <w:bCs w:val="false"/>
+                <w:color w:val="111111"/>
+                <w:sz w:val="20"/>
+                <w:szCs w:val="20"/>
+              </w:rPr>
+              <w:t xml:space="preserve">Website-issued reference (YSC-YYYYMMDD-XXXXXX), unique per lead — please store it on the CRM record so leads can be reconciled with the business's own ledger</w:t>
             </w:r>
           </w:p>
         </w:tc>

--- a/docs/CRM_DEVELOPER_REQUIREMENTS.docx
+++ b/docs/CRM_DEVELOPER_REQUIREMENTS.docx
@@ -960,7 +960,7 @@
           <w:sz w:val="18"/>
           <w:szCs w:val="18"/>
         </w:rPr>
-        <w:t xml:space="preserve">  "lead_id": "YSC-20260908-7K3Q9F",</w:t>
+        <w:t xml:space="preserve">  "lead_id": "YSC-20260908-7K3Q9F2M",</w:t>
       </w:r>
     </w:p>
     <w:p>
@@ -1056,7 +1056,7 @@
           <w:sz w:val="18"/>
           <w:szCs w:val="18"/>
         </w:rPr>
-        <w:t xml:space="preserve">    "lead_id": "YSC-20260908-7K3Q9F",</w:t>
+        <w:t xml:space="preserve">    "lead_id": "YSC-20260908-7K3Q9F2M",</w:t>
       </w:r>
     </w:p>
     <w:p>
@@ -1545,7 +1545,7 @@
                 <w:sz w:val="20"/>
                 <w:szCs w:val="20"/>
               </w:rPr>
-              <w:t xml:space="preserve">Website-issued reference (YSC-YYYYMMDD-XXXXXX), unique per lead — please store it on the CRM record so leads can be reconciled with the business's own ledger</w:t>
+              <w:t xml:space="preserve">Website-issued reference (YSC-YYYYMMDD-XXXXXXXX), unique per lead — please store it on the CRM record so leads can be reconciled with the business's own ledger</w:t>
             </w:r>
           </w:p>
         </w:tc>

--- a/docs/CRM_DEVELOPER_REQUIREMENTS.docx
+++ b/docs/CRM_DEVELOPER_REQUIREMENTS.docx
@@ -1545,7 +1545,7 @@
                 <w:sz w:val="20"/>
                 <w:szCs w:val="20"/>
               </w:rPr>
-              <w:t xml:space="preserve">Website-issued reference (YSC-YYYYMMDD-XXXXXXXX), unique per lead — please store it on the CRM record so leads can be reconciled with the business's own ledger</w:t>
+              <w:t xml:space="preserve">Website-issued reference (YSC-YYYYMMDD-XXXXXXXX), unique per lead. Optional for you — ignore it if the workflow has no use for it</w:t>
             </w:r>
           </w:p>
         </w:tc>

--- a/docs/CRM_DEVELOPER_REQUIREMENTS.docx
+++ b/docs/CRM_DEVELOPER_REQUIREMENTS.docx
@@ -840,7 +840,7 @@
                 <w:sz w:val="20"/>
                 <w:szCs w:val="20"/>
               </w:rPr>
-              <w:t xml:space="preserve">One per submission, 10-second wait, no automatic retry (a retry after a lost response could create a duplicate lead; the visitor can resubmit manually)</w:t>
+              <w:t xml:space="preserve">One per submission, 10-second wait, no automatic retry. If the webhook fails, the visitor is asked to submit once more; that resubmit carries the same lead_id (and details.attempt: 2), so you can treat a repeated lead_id as a duplicate</w:t>
             </w:r>
           </w:p>
         </w:tc>
@@ -1329,6 +1329,22 @@
           <w:szCs w:val="18"/>
         </w:rPr>
         <w:t xml:space="preserve">    "submittedAt": "2026-09-07T09:48:01.212Z",</w:t>
+      </w:r>
+    </w:p>
+    <w:p>
+      <w:pPr>
+        <w:shd w:fill="F4F4F4" w:color="auto" w:val="clear"/>
+        <w:spacing w:after="0" w:line="260"/>
+        <w:ind w:left="360"/>
+      </w:pPr>
+      <w:r>
+        <w:rPr>
+          <w:rFonts w:ascii="Consolas" w:cs="Consolas" w:eastAsia="Consolas" w:hAnsi="Consolas"/>
+          <w:color w:val="111111"/>
+          <w:sz w:val="18"/>
+          <w:szCs w:val="18"/>
+        </w:rPr>
+        <w:t xml:space="preserve">    "attempt": 1,</w:t>
       </w:r>
     </w:p>
     <w:p>
@@ -2158,6 +2174,74 @@
                 <w:szCs w:val="20"/>
               </w:rPr>
               <w:t xml:space="preserve">Server time, ISO-8601</w:t>
+            </w:r>
+          </w:p>
+        </w:tc>
+      </w:tr>
+      <w:tr>
+        <w:tc>
+          <w:tcPr>
+            <w:tcW w:type="dxa" w:w="3200"/>
+            <w:tcBorders>
+              <w:top w:val="single" w:color="C6C7C8" w:sz="4"/>
+              <w:left w:val="single" w:color="C6C7C8" w:sz="4"/>
+              <w:bottom w:val="single" w:color="C6C7C8" w:sz="4"/>
+              <w:right w:val="single" w:color="C6C7C8" w:sz="4"/>
+            </w:tcBorders>
+            <w:tcMar>
+              <w:top w:type="dxa" w:w="80"/>
+              <w:left w:type="dxa" w:w="120"/>
+              <w:bottom w:type="dxa" w:w="80"/>
+              <w:right w:type="dxa" w:w="120"/>
+            </w:tcMar>
+          </w:tcPr>
+          <w:p>
+            <w:pPr>
+              <w:spacing w:after="0" w:line="260"/>
+            </w:pPr>
+            <w:r>
+              <w:rPr>
+                <w:rFonts w:ascii="Calibri" w:cs="Calibri" w:eastAsia="Calibri" w:hAnsi="Calibri"/>
+                <w:b w:val="false"/>
+                <w:bCs w:val="false"/>
+                <w:color w:val="111111"/>
+                <w:sz w:val="20"/>
+                <w:szCs w:val="20"/>
+              </w:rPr>
+              <w:t xml:space="preserve">details.attempt</w:t>
+            </w:r>
+          </w:p>
+        </w:tc>
+        <w:tc>
+          <w:tcPr>
+            <w:tcW w:type="dxa" w:w="6400"/>
+            <w:tcBorders>
+              <w:top w:val="single" w:color="C6C7C8" w:sz="4"/>
+              <w:left w:val="single" w:color="C6C7C8" w:sz="4"/>
+              <w:bottom w:val="single" w:color="C6C7C8" w:sz="4"/>
+              <w:right w:val="single" w:color="C6C7C8" w:sz="4"/>
+            </w:tcBorders>
+            <w:tcMar>
+              <w:top w:type="dxa" w:w="80"/>
+              <w:left w:type="dxa" w:w="120"/>
+              <w:bottom w:type="dxa" w:w="80"/>
+              <w:right w:type="dxa" w:w="120"/>
+            </w:tcMar>
+          </w:tcPr>
+          <w:p>
+            <w:pPr>
+              <w:spacing w:after="0" w:line="260"/>
+            </w:pPr>
+            <w:r>
+              <w:rPr>
+                <w:rFonts w:ascii="Calibri" w:cs="Calibri" w:eastAsia="Calibri" w:hAnsi="Calibri"/>
+                <w:b w:val="false"/>
+                <w:bCs w:val="false"/>
+                <w:color w:val="111111"/>
+                <w:sz w:val="20"/>
+                <w:szCs w:val="20"/>
+              </w:rPr>
+              <w:t xml:space="preserve">1 normally; 2 when the visitor resubmitted after a failed attempt (same lead_id)</w:t>
             </w:r>
           </w:p>
         </w:tc>

--- a/docs/CRM_DEVELOPER_REQUIREMENTS.docx
+++ b/docs/CRM_DEVELOPER_REQUIREMENTS.docx
@@ -908,7 +908,7 @@
                 <w:sz w:val="20"/>
                 <w:szCs w:val="20"/>
               </w:rPr>
-              <w:t xml:space="preserve">The thank-you screen is shown only after the webhook answers 2xx; on any failure the form stays filled and asks the visitor to try again</w:t>
+              <w:t xml:space="preserve">The thank-you screen is shown when the webhook answers 2xx; on a failure the form stays filled and asks the visitor to try again</w:t>
             </w:r>
           </w:p>
         </w:tc>

--- a/docs/CRM_DEVELOPER_REQUIREMENTS.docx
+++ b/docs/CRM_DEVELOPER_REQUIREMENTS.docx
@@ -1280,7 +1280,7 @@
           <w:sz w:val="18"/>
           <w:szCs w:val="18"/>
         </w:rPr>
-        <w:t xml:space="preserve">      "text": "I agree to be contacted by Yamuna Sky City regarding this enquiry.",</w:t>
+        <w:t xml:space="preserve">      "text": "I agree to be contacted regarding this enquiry.",</w:t>
       </w:r>
     </w:p>
     <w:p>
